--- a/public/temas/ejercicio-1/ESQUEMA TEMA 15.docx
+++ b/public/temas/ejercicio-1/ESQUEMA TEMA 15.docx
@@ -285,7 +285,7 @@
           <w:b/>
           <w:sz w:val="22"/>
         </w:rPr>
-        <w:t>RD 559/2010</w:t>
+        <w:t>Real Decreto 559/2010</w:t>
       </w:r>
       <w:r>
         <w:rPr>
@@ -307,7 +307,7 @@
           <w:b/>
           <w:sz w:val="22"/>
         </w:rPr>
-        <w:t>RD 1072/2015</w:t>
+        <w:t>Real Decreto 1072/2015</w:t>
       </w:r>
       <w:r>
         <w:rPr>
@@ -359,7 +359,7 @@
           <w:b/>
           <w:sz w:val="22"/>
         </w:rPr>
-        <w:t>RD 1468/1988</w:t>
+        <w:t>Real Decreto 1468/1988</w:t>
       </w:r>
       <w:r>
         <w:rPr>
@@ -409,7 +409,7 @@
           <w:b/>
           <w:sz w:val="22"/>
         </w:rPr>
-        <w:t>RD 1406/1989</w:t>
+        <w:t>Real Decreto 1406/1989</w:t>
       </w:r>
       <w:r>
         <w:rPr>
@@ -431,7 +431,7 @@
           <w:b/>
           <w:sz w:val="22"/>
         </w:rPr>
-        <w:t>RD 330/2008</w:t>
+        <w:t>Real Decreto 330/2008</w:t>
       </w:r>
       <w:r>
         <w:rPr>
@@ -512,7 +512,7 @@
           <w:b/>
           <w:sz w:val="22"/>
         </w:rPr>
-        <w:t>RD 993/2022</w:t>
+        <w:t>Real Decreto 993/2022</w:t>
       </w:r>
       <w:r>
         <w:rPr>
@@ -652,7 +652,7 @@
           <w:b/>
           <w:sz w:val="22"/>
         </w:rPr>
-        <w:t>13-12-2024</w:t>
+        <w:t>13 de diciembre de 2024</w:t>
       </w:r>
     </w:p>
     <w:p>
@@ -666,7 +666,7 @@
           <w:rFonts w:ascii="Cambria" w:hAnsi="Cambria" w:cs="Cambria" w:eastAsia="Cambria"/>
           <w:sz w:val="22"/>
         </w:rPr>
-        <w:t>Deroga la Directiva 2001/95/CE, el RD 1801/2003 queda sin efecto autónomo</w:t>
+        <w:t>Deroga la Directiva 2001/95/CE, el Real Decreto 1801/2003 queda sin efecto autónomo</w:t>
       </w:r>
     </w:p>
     <w:p>
@@ -1836,7 +1836,7 @@
           <w:b/>
           <w:sz w:val="22"/>
         </w:rPr>
-        <w:t>RD 1055/2022</w:t>
+        <w:t>Real Decreto 1055/2022</w:t>
       </w:r>
       <w:r>
         <w:rPr>
@@ -2840,7 +2840,7 @@
           <w:b/>
           <w:sz w:val="22"/>
         </w:rPr>
-        <w:t>RD 1055/2022</w:t>
+        <w:t>Real Decreto 1055/2022</w:t>
       </w:r>
       <w:r>
         <w:rPr>
@@ -3212,7 +3212,7 @@
           <w:b/>
           <w:sz w:val="22"/>
         </w:rPr>
-        <w:t>RD 824/2010</w:t>
+        <w:t>Real Decreto 824/2010</w:t>
       </w:r>
       <w:r>
         <w:rPr>
@@ -3278,7 +3278,7 @@
           <w:b/>
           <w:sz w:val="22"/>
         </w:rPr>
-        <w:t>RD 1573/1993</w:t>
+        <w:t>Real Decreto 1573/1993</w:t>
       </w:r>
       <w:r>
         <w:rPr>
@@ -3460,7 +3460,7 @@
           <w:b/>
           <w:sz w:val="22"/>
         </w:rPr>
-        <w:t>RD 3349/1983</w:t>
+        <w:t>Real Decreto 3349/1983</w:t>
       </w:r>
       <w:r>
         <w:rPr>
@@ -3680,7 +3680,7 @@
           <w:b/>
           <w:sz w:val="22"/>
         </w:rPr>
-        <w:t>RD 3349/1983</w:t>
+        <w:t>Real Decreto 3349/1983</w:t>
       </w:r>
       <w:r>
         <w:rPr>
@@ -3992,7 +3992,7 @@
         <w:color w:val="595959"/>
         <w:sz w:val="18"/>
       </w:rPr>
-      <w:t>TEMA 15 – Sector de productos energéticos y materias primas: Petróleo y derivados. Gas. Carbón y electricidad. Minerales. Madera. Energías renovables.</w:t>
+      <w:t>TEMA 15 – Sector de semi-manufacturas: Metales no ferrosos. Hierro y acero. Papel. Productos cerámicos y similares. Productos químicos. Plásticos. Medicamentos. Pesticidas.</w:t>
     </w:r>
   </w:p>
 </w:hdr>
